--- a/Plano de ação 2.docx
+++ b/Plano de ação 2.docx
@@ -24,15 +24,15 @@
     <w:tbl>
       <w:tblPr>
         <w:tblW w:w="0" w:type="auto"/>
-        <w:tblInd w:w="-4" w:type="dxa"/>
+        <w:tblInd w:w="108" w:type="dxa"/>
         <w:tblCellMar>
           <w:left w:w="10" w:type="dxa"/>
           <w:right w:w="10" w:type="dxa"/>
         </w:tblCellMar>
-        <w:tblLook w:val="0000" w:firstRow="0" w:lastRow="0" w:firstColumn="0" w:lastColumn="0" w:noHBand="0" w:noVBand="0"/>
+        <w:tblLook w:val="04A0" w:firstRow="1" w:lastRow="0" w:firstColumn="1" w:lastColumn="0" w:noHBand="0" w:noVBand="1"/>
       </w:tblPr>
       <w:tblGrid>
-        <w:gridCol w:w="9060"/>
+        <w:gridCol w:w="8612"/>
       </w:tblGrid>
       <w:tr>
         <w:tblPrEx>
@@ -127,7 +127,21 @@
                 <w:rFonts w:ascii="Trebuchet MS" w:eastAsia="Trebuchet MS" w:hAnsi="Trebuchet MS" w:cs="Trebuchet MS"/>
                 <w:sz w:val="22"/>
               </w:rPr>
-              <w:t>Jefferson dos Santos Aciole, 2414708</w:t>
+              <w:t>Jefferson dos Santos Aciole, 24</w:t>
+            </w:r>
+            <w:r>
+              <w:rPr>
+                <w:rFonts w:ascii="Trebuchet MS" w:eastAsia="Trebuchet MS" w:hAnsi="Trebuchet MS" w:cs="Trebuchet MS"/>
+                <w:sz w:val="22"/>
+              </w:rPr>
+              <w:t>2</w:t>
+            </w:r>
+            <w:r>
+              <w:rPr>
+                <w:rFonts w:ascii="Trebuchet MS" w:eastAsia="Trebuchet MS" w:hAnsi="Trebuchet MS" w:cs="Trebuchet MS"/>
+                <w:sz w:val="22"/>
+              </w:rPr>
+              <w:t>14708</w:t>
             </w:r>
           </w:p>
           <w:p>
@@ -249,16 +263,16 @@
     <w:tbl>
       <w:tblPr>
         <w:tblW w:w="0" w:type="auto"/>
-        <w:tblInd w:w="-4" w:type="dxa"/>
+        <w:tblInd w:w="108" w:type="dxa"/>
         <w:tblCellMar>
           <w:left w:w="10" w:type="dxa"/>
           <w:right w:w="10" w:type="dxa"/>
         </w:tblCellMar>
-        <w:tblLook w:val="0000" w:firstRow="0" w:lastRow="0" w:firstColumn="0" w:lastColumn="0" w:noHBand="0" w:noVBand="0"/>
+        <w:tblLook w:val="04A0" w:firstRow="1" w:lastRow="0" w:firstColumn="1" w:lastColumn="0" w:noHBand="0" w:noVBand="1"/>
       </w:tblPr>
       <w:tblGrid>
-        <w:gridCol w:w="2972"/>
-        <w:gridCol w:w="6095"/>
+        <w:gridCol w:w="2855"/>
+        <w:gridCol w:w="5757"/>
       </w:tblGrid>
       <w:tr>
         <w:tblPrEx>
@@ -955,18 +969,28 @@
           <w:color w:val="7F7F7F"/>
           <w:sz w:val="20"/>
         </w:rPr>
-        <w:t>Orientação para o preenchimento: É esperado que o grupo descreva o processo de escolha do local, identificando as seguintes ações: quais outras opções de comunidades externas existiam ou se existiam; como chegaram até essas comunidades; quais ações e decisões tomaram em grupo para a escolha da comunidade participante do projeto.</w:t>
+        <w:t xml:space="preserve">Orientação para o preenchimento: É esperado que o grupo descreva o processo de escolha do local, identificando as seguintes ações: quais outras opções de comunidades externas </w:t>
+      </w:r>
+      <w:r>
+        <w:rPr>
+          <w:rFonts w:ascii="Trebuchet MS" w:eastAsia="Trebuchet MS" w:hAnsi="Trebuchet MS" w:cs="Trebuchet MS"/>
+          <w:i/>
+          <w:color w:val="7F7F7F"/>
+          <w:sz w:val="20"/>
+        </w:rPr>
+        <w:lastRenderedPageBreak/>
+        <w:t>existiam ou se existiam; como chegaram até essas comunidades; quais ações e decisões tomaram em grupo para a escolha da comunidade participante do projeto.</w:t>
       </w:r>
     </w:p>
     <w:tbl>
       <w:tblPr>
         <w:tblW w:w="0" w:type="auto"/>
-        <w:tblInd w:w="-2" w:type="dxa"/>
+        <w:tblInd w:w="108" w:type="dxa"/>
         <w:tblCellMar>
           <w:left w:w="10" w:type="dxa"/>
           <w:right w:w="10" w:type="dxa"/>
         </w:tblCellMar>
-        <w:tblLook w:val="0000" w:firstRow="0" w:lastRow="0" w:firstColumn="0" w:lastColumn="0" w:noHBand="0" w:noVBand="0"/>
+        <w:tblLook w:val="04A0" w:firstRow="1" w:lastRow="0" w:firstColumn="1" w:lastColumn="0" w:noHBand="0" w:noVBand="1"/>
       </w:tblPr>
       <w:tblGrid>
         <w:gridCol w:w="8502"/>
@@ -1197,12 +1221,12 @@
     <w:tbl>
       <w:tblPr>
         <w:tblW w:w="0" w:type="auto"/>
-        <w:tblInd w:w="-2" w:type="dxa"/>
+        <w:tblInd w:w="108" w:type="dxa"/>
         <w:tblCellMar>
           <w:left w:w="10" w:type="dxa"/>
           <w:right w:w="10" w:type="dxa"/>
         </w:tblCellMar>
-        <w:tblLook w:val="0000" w:firstRow="0" w:lastRow="0" w:firstColumn="0" w:lastColumn="0" w:noHBand="0" w:noVBand="0"/>
+        <w:tblLook w:val="04A0" w:firstRow="1" w:lastRow="0" w:firstColumn="1" w:lastColumn="0" w:noHBand="0" w:noVBand="1"/>
       </w:tblPr>
       <w:tblGrid>
         <w:gridCol w:w="8502"/>
@@ -1242,6 +1266,7 @@
                 <w:rFonts w:ascii="Calibri" w:eastAsia="Calibri" w:hAnsi="Calibri" w:cs="Calibri"/>
                 <w:sz w:val="22"/>
               </w:rPr>
+              <w:lastRenderedPageBreak/>
               <w:t>A abordagem foi feita de maneira presencial e informal, buscando dialogar diretamente com os moradores, que representam o público-alvo do projeto. Conversamos com diferentes perfis de residentes, como chefes de família, aposentados e trabalhadores da região, a fim de compreender como realizavam o descarte de inservíveis recicláveis e quais eram suas principais dúvidas ou dificuldades.</w:t>
             </w:r>
           </w:p>
@@ -1440,12 +1465,12 @@
     <w:tbl>
       <w:tblPr>
         <w:tblW w:w="0" w:type="auto"/>
-        <w:tblInd w:w="-2" w:type="dxa"/>
+        <w:tblInd w:w="108" w:type="dxa"/>
         <w:tblCellMar>
           <w:left w:w="10" w:type="dxa"/>
           <w:right w:w="10" w:type="dxa"/>
         </w:tblCellMar>
-        <w:tblLook w:val="0000" w:firstRow="0" w:lastRow="0" w:firstColumn="0" w:lastColumn="0" w:noHBand="0" w:noVBand="0"/>
+        <w:tblLook w:val="04A0" w:firstRow="1" w:lastRow="0" w:firstColumn="1" w:lastColumn="0" w:noHBand="0" w:noVBand="1"/>
       </w:tblPr>
       <w:tblGrid>
         <w:gridCol w:w="8502"/>
@@ -1493,7 +1518,16 @@
                 <w:b/>
                 <w:sz w:val="22"/>
               </w:rPr>
-              <w:t>falta de acesso fácil e organizado às informações sobre locais e horários corretos para o descarte de inservíveis recicláveis</w:t>
+              <w:t xml:space="preserve">falta de acesso fácil e organizado às informações sobre locais e </w:t>
+            </w:r>
+            <w:r>
+              <w:rPr>
+                <w:rFonts w:ascii="Calibri" w:eastAsia="Calibri" w:hAnsi="Calibri" w:cs="Calibri"/>
+                <w:b/>
+                <w:sz w:val="22"/>
+              </w:rPr>
+              <w:lastRenderedPageBreak/>
+              <w:t>horários corretos para o descarte de inservíveis recicláveis</w:t>
             </w:r>
             <w:r>
               <w:rPr>
@@ -1682,12 +1716,12 @@
     <w:tbl>
       <w:tblPr>
         <w:tblW w:w="0" w:type="auto"/>
-        <w:tblInd w:w="-2" w:type="dxa"/>
+        <w:tblInd w:w="108" w:type="dxa"/>
         <w:tblCellMar>
           <w:left w:w="10" w:type="dxa"/>
           <w:right w:w="10" w:type="dxa"/>
         </w:tblCellMar>
-        <w:tblLook w:val="0000" w:firstRow="0" w:lastRow="0" w:firstColumn="0" w:lastColumn="0" w:noHBand="0" w:noVBand="0"/>
+        <w:tblLook w:val="04A0" w:firstRow="1" w:lastRow="0" w:firstColumn="1" w:lastColumn="0" w:noHBand="0" w:noVBand="1"/>
       </w:tblPr>
       <w:tblGrid>
         <w:gridCol w:w="8502"/>
@@ -1773,6 +1807,7 @@
                 <w:rFonts w:ascii="Trebuchet MS" w:eastAsia="Trebuchet MS" w:hAnsi="Trebuchet MS" w:cs="Trebuchet MS"/>
                 <w:sz w:val="22"/>
               </w:rPr>
+              <w:lastRenderedPageBreak/>
               <w:t>A proposta surgiu a partir da constatação de que muitos moradores não possuem acesso claro e organizado às informações sobre coleta seletiva, pontos de entrega voluntária e locais adequados para descarte de materiais como eletrônicos, móveis e outros resíduos recicláveis. Essa dificuldade contribui para o descarte incorreto, impactando o meio ambiente e a qualidade de vida na comunidade.</w:t>
             </w:r>
           </w:p>
@@ -1906,19 +1941,19 @@
     <w:tbl>
       <w:tblPr>
         <w:tblW w:w="0" w:type="auto"/>
-        <w:tblInd w:w="-15" w:type="dxa"/>
+        <w:tblInd w:w="108" w:type="dxa"/>
         <w:tblCellMar>
           <w:left w:w="10" w:type="dxa"/>
           <w:right w:w="10" w:type="dxa"/>
         </w:tblCellMar>
-        <w:tblLook w:val="0000" w:firstRow="0" w:lastRow="0" w:firstColumn="0" w:lastColumn="0" w:noHBand="0" w:noVBand="0"/>
+        <w:tblLook w:val="04A0" w:firstRow="1" w:lastRow="0" w:firstColumn="1" w:lastColumn="0" w:noHBand="0" w:noVBand="1"/>
       </w:tblPr>
       <w:tblGrid>
-        <w:gridCol w:w="2415"/>
-        <w:gridCol w:w="1858"/>
-        <w:gridCol w:w="1367"/>
-        <w:gridCol w:w="1324"/>
-        <w:gridCol w:w="2381"/>
+        <w:gridCol w:w="2142"/>
+        <w:gridCol w:w="1724"/>
+        <w:gridCol w:w="1341"/>
+        <w:gridCol w:w="1313"/>
+        <w:gridCol w:w="2092"/>
       </w:tblGrid>
       <w:tr>
         <w:tblPrEx>
@@ -2314,6 +2349,7 @@
                 <w:rFonts w:ascii="Calibri" w:eastAsia="Calibri" w:hAnsi="Calibri" w:cs="Calibri"/>
                 <w:sz w:val="22"/>
               </w:rPr>
+              <w:lastRenderedPageBreak/>
               <w:t>Marco Aurelio Santos de Moura</w:t>
             </w:r>
           </w:p>
@@ -2378,6 +2414,7 @@
                 <w:rFonts w:ascii="Calibri" w:eastAsia="Calibri" w:hAnsi="Calibri" w:cs="Calibri"/>
                 <w:sz w:val="22"/>
               </w:rPr>
+              <w:lastRenderedPageBreak/>
               <w:t>16/02/2026</w:t>
             </w:r>
           </w:p>
@@ -3099,19 +3136,19 @@
     <w:tbl>
       <w:tblPr>
         <w:tblW w:w="0" w:type="auto"/>
-        <w:tblInd w:w="-15" w:type="dxa"/>
+        <w:tblInd w:w="108" w:type="dxa"/>
         <w:tblCellMar>
           <w:left w:w="10" w:type="dxa"/>
           <w:right w:w="10" w:type="dxa"/>
         </w:tblCellMar>
-        <w:tblLook w:val="0000" w:firstRow="0" w:lastRow="0" w:firstColumn="0" w:lastColumn="0" w:noHBand="0" w:noVBand="0"/>
+        <w:tblLook w:val="04A0" w:firstRow="1" w:lastRow="0" w:firstColumn="1" w:lastColumn="0" w:noHBand="0" w:noVBand="1"/>
       </w:tblPr>
       <w:tblGrid>
-        <w:gridCol w:w="2280"/>
-        <w:gridCol w:w="1888"/>
-        <w:gridCol w:w="1373"/>
-        <w:gridCol w:w="1331"/>
-        <w:gridCol w:w="2473"/>
+        <w:gridCol w:w="1990"/>
+        <w:gridCol w:w="1757"/>
+        <w:gridCol w:w="1347"/>
+        <w:gridCol w:w="1319"/>
+        <w:gridCol w:w="2199"/>
       </w:tblGrid>
       <w:tr>
         <w:tblPrEx>
@@ -3731,6 +3768,7 @@
                 <w:rFonts w:ascii="Calibri" w:eastAsia="Calibri" w:hAnsi="Calibri" w:cs="Calibri"/>
                 <w:sz w:val="22"/>
               </w:rPr>
+              <w:lastRenderedPageBreak/>
               <w:t>Definição do problema</w:t>
             </w:r>
           </w:p>
@@ -4410,19 +4448,19 @@
     <w:tbl>
       <w:tblPr>
         <w:tblW w:w="0" w:type="auto"/>
-        <w:tblInd w:w="-15" w:type="dxa"/>
+        <w:tblInd w:w="108" w:type="dxa"/>
         <w:tblCellMar>
           <w:left w:w="10" w:type="dxa"/>
           <w:right w:w="10" w:type="dxa"/>
         </w:tblCellMar>
-        <w:tblLook w:val="0000" w:firstRow="0" w:lastRow="0" w:firstColumn="0" w:lastColumn="0" w:noHBand="0" w:noVBand="0"/>
+        <w:tblLook w:val="04A0" w:firstRow="1" w:lastRow="0" w:firstColumn="1" w:lastColumn="0" w:noHBand="0" w:noVBand="1"/>
       </w:tblPr>
       <w:tblGrid>
-        <w:gridCol w:w="2292"/>
-        <w:gridCol w:w="1893"/>
-        <w:gridCol w:w="1028"/>
-        <w:gridCol w:w="1332"/>
-        <w:gridCol w:w="2800"/>
+        <w:gridCol w:w="2003"/>
+        <w:gridCol w:w="1763"/>
+        <w:gridCol w:w="955"/>
+        <w:gridCol w:w="1320"/>
+        <w:gridCol w:w="2571"/>
       </w:tblGrid>
       <w:tr>
         <w:tblPrEx>
@@ -4709,6 +4747,7 @@
                 <w:rFonts w:ascii="Calibri" w:eastAsia="Calibri" w:hAnsi="Calibri" w:cs="Calibri"/>
                 <w:sz w:val="22"/>
               </w:rPr>
+              <w:lastRenderedPageBreak/>
               <w:t xml:space="preserve">Definição do título do trabalho </w:t>
             </w:r>
           </w:p>
@@ -5446,19 +5485,19 @@
     <w:tbl>
       <w:tblPr>
         <w:tblW w:w="0" w:type="auto"/>
-        <w:tblInd w:w="-15" w:type="dxa"/>
+        <w:tblInd w:w="108" w:type="dxa"/>
         <w:tblCellMar>
           <w:left w:w="10" w:type="dxa"/>
           <w:right w:w="10" w:type="dxa"/>
         </w:tblCellMar>
-        <w:tblLook w:val="0000" w:firstRow="0" w:lastRow="0" w:firstColumn="0" w:lastColumn="0" w:noHBand="0" w:noVBand="0"/>
+        <w:tblLook w:val="04A0" w:firstRow="1" w:lastRow="0" w:firstColumn="1" w:lastColumn="0" w:noHBand="0" w:noVBand="1"/>
       </w:tblPr>
       <w:tblGrid>
-        <w:gridCol w:w="2529"/>
-        <w:gridCol w:w="1932"/>
-        <w:gridCol w:w="1050"/>
-        <w:gridCol w:w="1335"/>
-        <w:gridCol w:w="2499"/>
+        <w:gridCol w:w="2273"/>
+        <w:gridCol w:w="1807"/>
+        <w:gridCol w:w="980"/>
+        <w:gridCol w:w="1324"/>
+        <w:gridCol w:w="2228"/>
       </w:tblGrid>
       <w:tr>
         <w:tblPrEx>
@@ -6426,19 +6465,19 @@
     <w:tbl>
       <w:tblPr>
         <w:tblW w:w="0" w:type="auto"/>
-        <w:tblInd w:w="-15" w:type="dxa"/>
+        <w:tblInd w:w="108" w:type="dxa"/>
         <w:tblCellMar>
           <w:left w:w="10" w:type="dxa"/>
           <w:right w:w="10" w:type="dxa"/>
         </w:tblCellMar>
-        <w:tblLook w:val="0000" w:firstRow="0" w:lastRow="0" w:firstColumn="0" w:lastColumn="0" w:noHBand="0" w:noVBand="0"/>
+        <w:tblLook w:val="04A0" w:firstRow="1" w:lastRow="0" w:firstColumn="1" w:lastColumn="0" w:noHBand="0" w:noVBand="1"/>
       </w:tblPr>
       <w:tblGrid>
-        <w:gridCol w:w="2412"/>
-        <w:gridCol w:w="1962"/>
-        <w:gridCol w:w="1067"/>
-        <w:gridCol w:w="1338"/>
-        <w:gridCol w:w="2566"/>
+        <w:gridCol w:w="2140"/>
+        <w:gridCol w:w="1842"/>
+        <w:gridCol w:w="999"/>
+        <w:gridCol w:w="1327"/>
+        <w:gridCol w:w="2304"/>
       </w:tblGrid>
       <w:tr>
         <w:tblPrEx>
@@ -7392,19 +7431,19 @@
     <w:tbl>
       <w:tblPr>
         <w:tblW w:w="0" w:type="auto"/>
-        <w:tblInd w:w="-15" w:type="dxa"/>
+        <w:tblInd w:w="108" w:type="dxa"/>
         <w:tblCellMar>
           <w:left w:w="10" w:type="dxa"/>
           <w:right w:w="10" w:type="dxa"/>
         </w:tblCellMar>
-        <w:tblLook w:val="0000" w:firstRow="0" w:lastRow="0" w:firstColumn="0" w:lastColumn="0" w:noHBand="0" w:noVBand="0"/>
+        <w:tblLook w:val="04A0" w:firstRow="1" w:lastRow="0" w:firstColumn="1" w:lastColumn="0" w:noHBand="0" w:noVBand="1"/>
       </w:tblPr>
       <w:tblGrid>
-        <w:gridCol w:w="2412"/>
-        <w:gridCol w:w="1962"/>
-        <w:gridCol w:w="1067"/>
-        <w:gridCol w:w="1338"/>
-        <w:gridCol w:w="2566"/>
+        <w:gridCol w:w="2140"/>
+        <w:gridCol w:w="1842"/>
+        <w:gridCol w:w="999"/>
+        <w:gridCol w:w="1327"/>
+        <w:gridCol w:w="2304"/>
       </w:tblGrid>
       <w:tr>
         <w:tblPrEx>
@@ -7447,6 +7486,7 @@
                 <w:b/>
                 <w:sz w:val="28"/>
               </w:rPr>
+              <w:lastRenderedPageBreak/>
               <w:t>Quinzena 6</w:t>
             </w:r>
           </w:p>
@@ -8350,19 +8390,19 @@
     <w:tbl>
       <w:tblPr>
         <w:tblW w:w="0" w:type="auto"/>
-        <w:tblInd w:w="-15" w:type="dxa"/>
+        <w:tblInd w:w="108" w:type="dxa"/>
         <w:tblCellMar>
           <w:left w:w="10" w:type="dxa"/>
           <w:right w:w="10" w:type="dxa"/>
         </w:tblCellMar>
-        <w:tblLook w:val="0000" w:firstRow="0" w:lastRow="0" w:firstColumn="0" w:lastColumn="0" w:noHBand="0" w:noVBand="0"/>
+        <w:tblLook w:val="04A0" w:firstRow="1" w:lastRow="0" w:firstColumn="1" w:lastColumn="0" w:noHBand="0" w:noVBand="1"/>
       </w:tblPr>
       <w:tblGrid>
-        <w:gridCol w:w="2412"/>
-        <w:gridCol w:w="1962"/>
-        <w:gridCol w:w="1067"/>
-        <w:gridCol w:w="1338"/>
-        <w:gridCol w:w="2566"/>
+        <w:gridCol w:w="2140"/>
+        <w:gridCol w:w="1842"/>
+        <w:gridCol w:w="999"/>
+        <w:gridCol w:w="1327"/>
+        <w:gridCol w:w="2304"/>
       </w:tblGrid>
       <w:tr>
         <w:tblPrEx>
@@ -9307,9 +9347,9 @@
       </w:pPr>
     </w:p>
     <w:sectPr>
-      <w:pgSz w:w="12240" w:h="15840"/>
-      <w:pgMar w:top="1440" w:right="1440" w:bottom="1440" w:left="1440" w:header="720" w:footer="720" w:gutter="0"/>
-      <w:cols w:space="720"/>
+      <w:pgSz w:w="11906" w:h="16838"/>
+      <w:pgMar w:top="1417" w:right="1701" w:bottom="1417" w:left="1701" w:header="708" w:footer="708" w:gutter="0"/>
+      <w:cols w:space="708"/>
       <w:docGrid w:linePitch="360"/>
     </w:sectPr>
   </w:body>
@@ -9325,7 +9365,7 @@
         <w:kern w:val="2"/>
         <w:sz w:val="24"/>
         <w:szCs w:val="24"/>
-        <w:lang w:val="en-US" w:eastAsia="en-US" w:bidi="ar-SA"/>
+        <w:lang w:val="pt-BR" w:eastAsia="pt-BR" w:bidi="ar-SA"/>
         <w14:ligatures w14:val="standardContextual"/>
       </w:rPr>
     </w:rPrDefault>
@@ -9717,13 +9757,13 @@
     <w:name w:val="Normal"/>
     <w:qFormat/>
   </w:style>
-  <w:style w:type="character" w:default="1" w:styleId="DefaultParagraphFont">
+  <w:style w:type="character" w:default="1" w:styleId="Fontepargpadro">
     <w:name w:val="Default Paragraph Font"/>
     <w:uiPriority w:val="1"/>
     <w:semiHidden/>
     <w:unhideWhenUsed/>
   </w:style>
-  <w:style w:type="table" w:default="1" w:styleId="TableNormal">
+  <w:style w:type="table" w:default="1" w:styleId="Tabelanormal">
     <w:name w:val="Normal Table"/>
     <w:uiPriority w:val="99"/>
     <w:semiHidden/>
@@ -9738,7 +9778,7 @@
       </w:tblCellMar>
     </w:tblPr>
   </w:style>
-  <w:style w:type="numbering" w:default="1" w:styleId="NoList">
+  <w:style w:type="numbering" w:default="1" w:styleId="Semlista">
     <w:name w:val="No List"/>
     <w:uiPriority w:val="99"/>
     <w:semiHidden/>
@@ -9748,7 +9788,7 @@
 </file>
 
 <file path=word/theme/theme1.xml><?xml version="1.0" encoding="utf-8"?>
-<a:theme xmlns:a="http://schemas.openxmlformats.org/drawingml/2006/main" name="Office Theme">
+<a:theme xmlns:a="http://schemas.openxmlformats.org/drawingml/2006/main" name="Tema do Office">
   <a:themeElements>
     <a:clrScheme name="Office">
       <a:dk1>
